--- a/Sumiran-Lite-User-Guide.docx
+++ b/Sumiran-Lite-User-Guide.docx
@@ -47,7 +47,7 @@
           <w:color w:val="555555"/>
           <w:sz w:val="22"/>
         </w:rPr>
-        <w:t>Version: main @ ddc7958</w:t>
+        <w:t>Version: main @ b4d5613</w:t>
       </w:r>
       <w:r>
         <w:br/>
@@ -281,7 +281,7 @@
     </w:p>
     <w:p>
       <w:r>
-        <w:t>The ledger starts with today's entry ready to fill in. If you're opening the app for the very first time on this device, it may also show a small amount of historical seed data — this is expected and reflects any practice history that was included with the app.</w:t>
+        <w:t>The ledger starts completely empty, with today's entry ready to fill in — there is no pre-loaded practice history. Whatever you see is only what you (or, on a shared/previously-used device, someone else on this browser profile) have entered yourself.</w:t>
       </w:r>
     </w:p>
     <w:p>

--- a/Sumiran-Lite-User-Guide.docx
+++ b/Sumiran-Lite-User-Guide.docx
@@ -47,7 +47,7 @@
           <w:color w:val="555555"/>
           <w:sz w:val="22"/>
         </w:rPr>
-        <w:t>Version: main @ b4d5613</w:t>
+        <w:t>Version: main @ 50caa04</w:t>
       </w:r>
       <w:r>
         <w:br/>
@@ -294,7 +294,7 @@
     </w:p>
     <w:p>
       <w:r>
-        <w:t>The card at the top of the screen is always for today. Enter your count and, optionally, a note (an occasion, a place, a feeling — whatever is meaningful to you), then tap Update to save.</w:t>
+        <w:t>The card at the top of the screen is always for today, showing the full date in bold (e.g. “Thursday, 6 August 2026”). Enter your count in the Jaap Count field and, optionally, a note in Notes (an occasion, a place, a feeling — whatever is meaningful to you), then tap Save.</w:t>
       </w:r>
     </w:p>
     <w:p>
@@ -339,7 +339,7 @@
         <w:pStyle w:val="ListBullet"/>
       </w:pPr>
       <w:r>
-        <w:t>With Mala View on, you enter and see your daily counts as whole malas instead of raw numbers.</w:t>
+        <w:t>With Mala View on, the count field relabels itself “Mala Count,” and you enter and see your daily counts as whole malas instead of raw numbers.</w:t>
       </w:r>
     </w:p>
     <w:p>
@@ -376,7 +376,7 @@
     </w:p>
     <w:p>
       <w:r>
-        <w:t>Below Today's Card, the Reflection Summary shows:</w:t>
+        <w:t>Below Today's Card, the Reflection Summary shows, top to bottom:</w:t>
       </w:r>
     </w:p>
     <w:p>
@@ -384,7 +384,7 @@
         <w:pStyle w:val="ListBullet"/>
       </w:pPr>
       <w:r>
-        <w:t>Your current year's total and your lifetime total.</w:t>
+        <w:t>Your lifetime total, then your current year's total.</w:t>
       </w:r>
     </w:p>
     <w:p>
@@ -400,7 +400,7 @@
         <w:pStyle w:val="ListBullet"/>
       </w:pPr>
       <w:r>
-        <w:t>Two predicted completion dates for that next milestone, based on your recent pace: one from your last 30 days, one from the whole year so far. These only appear once there's enough practice history to estimate from.</w:t>
+        <w:t>Two predicted completion dates for that next milestone, based on your recent pace — one from your last 30 days, one from the whole year so far — shown together in their own boxed panel. These only appear once there's enough practice history to estimate from.</w:t>
       </w:r>
     </w:p>
     <w:p>
@@ -408,7 +408,7 @@
         <w:pStyle w:val="ListBullet"/>
       </w:pPr>
       <w:r>
-        <w:t>A full history of every Crore milestone you've ever crossed, with the date and how many days it took since the previous one.</w:t>
+        <w:t>A full history of every Crore milestone you've ever crossed, each marked with a 🪔 diya, showing the date and how many days it took since the previous one.</w:t>
       </w:r>
     </w:p>
     <w:p>

--- a/Sumiran-Lite-User-Guide.docx
+++ b/Sumiran-Lite-User-Guide.docx
@@ -47,7 +47,7 @@
           <w:color w:val="555555"/>
           <w:sz w:val="22"/>
         </w:rPr>
-        <w:t>Version: main @ 50caa04</w:t>
+        <w:t>Version: main @ 48d28c5</w:t>
       </w:r>
       <w:r>
         <w:br/>
@@ -276,7 +276,7 @@
     </w:p>
     <w:p>
       <w:r>
-        <w:t>When you open the app for the first time, a brief framed splash screen appears — a picture of Hanuman set against a temple wall backdrop — before the ledger itself loads. This is purely a moment of calm before the app opens; it disappears on its own after about two seconds.</w:t>
+        <w:t>When you open the app for the first time, a brief framed splash screen appears — a picture of Gurudev Hanuman Ji set against a temple wall backdrop — before the ledger itself loads. This is purely a moment of calm before the app opens; it disappears on its own after about two seconds.</w:t>
       </w:r>
     </w:p>
     <w:p>
@@ -534,7 +534,7 @@
     </w:p>
     <w:p>
       <w:r>
-        <w:t>The Settings screen also has a Splash Images section with five tiles. The first tile — Hanuman — is your permanent default image and carries a small lock; it's always part of the rotation and can't be replaced or removed. The remaining four tiles are yours to fill with your own pictures.</w:t>
+        <w:t>The Settings screen also has a Splash Images section with five tiles. The first tile — Gurudev Hanuman Ji — is your permanent default image and carries a small lock; it's always part of the rotation and can't be replaced or removed. The remaining four tiles are yours to fill with your own pictures.</w:t>
       </w:r>
     </w:p>
     <w:p>
@@ -550,7 +550,7 @@
         <w:pStyle w:val="ListBullet"/>
       </w:pPr>
       <w:r>
-        <w:t>Once you've added one or more photos, they join Hanuman in the rotation — a different image (never repeating the one just shown) appears each time you open the app. If you haven't added any, Hanuman simply shows every time.</w:t>
+        <w:t>Once you've added one or more photos, they join Gurudev Hanuman Ji in the rotation — a different image (never repeating the one just shown) appears each time you open the app. If you haven't added any, Gurudev Hanuman Ji simply shows every time.</w:t>
       </w:r>
     </w:p>
     <w:p>
@@ -558,7 +558,7 @@
         <w:pStyle w:val="ListBullet"/>
       </w:pPr>
       <w:r>
-        <w:t>To replace a photo, tap its tile again and choose a new one. To remove just one, tap the small ✕ badge on its tile. To clear all four at once, use “Remove All Custom Images” at the bottom — Hanuman is never affected either way.</w:t>
+        <w:t>To replace a photo, tap its tile again and choose a new one. To remove just one, tap the small ✕ badge on its tile. To clear all four at once, use “Remove All Custom Images” at the bottom — Gurudev Hanuman Ji is never affected either way.</w:t>
       </w:r>
     </w:p>
     <w:p>
@@ -655,12 +655,12 @@
         <w:pStyle w:val="Heading2"/>
       </w:pPr>
       <w:r>
-        <w:t>Can I remove Hanuman from the splash rotation?</w:t>
+        <w:t>Can I remove Gurudev Hanuman Ji from the splash rotation?</w:t>
       </w:r>
     </w:p>
     <w:p>
       <w:r>
-        <w:t>No — Hanuman is a fixed default image and always stays in rotation. You can add up to four of your own photos alongside it, and remove or replace any of those freely, but Hanuman's own tile is locked.</w:t>
+        <w:t>No — Gurudev Hanuman Ji is a fixed default image and always stays in rotation. You can add up to four of your own photos alongside it, and remove or replace any of those freely, but Gurudev Hanuman Ji's own tile is locked.</w:t>
       </w:r>
     </w:p>
     <w:p>

--- a/Sumiran-Lite-User-Guide.docx
+++ b/Sumiran-Lite-User-Guide.docx
@@ -38,26 +38,24 @@
           <w:sz w:val="22"/>
         </w:rPr>
         <w:t>A complete guide to your daily practice ledger</w:t>
+        <w:br/>
+        <w:t>Version: main @ 9c4b60d</w:t>
+        <w:br/>
+        <w:t>08 August 2026</w:t>
       </w:r>
-      <w:r>
-        <w:br/>
-      </w:r>
+      <w:r/>
       <w:r>
         <w:rPr>
           <w:color w:val="555555"/>
           <w:sz w:val="22"/>
         </w:rPr>
-        <w:t>Version: main @ 48d28c5</w:t>
       </w:r>
-      <w:r>
-        <w:br/>
-      </w:r>
+      <w:r/>
       <w:r>
         <w:rPr>
           <w:color w:val="555555"/>
           <w:sz w:val="22"/>
         </w:rPr>
-        <w:t>05 August 2026</w:t>
       </w:r>
     </w:p>
     <w:p/>
@@ -132,6 +130,18 @@
     <w:p>
       <w:r>
         <w:t>10.3 Export, Import &amp; Backup</w:t>
+      </w:r>
+    </w:p>
+    <w:p>
+      <w:pPr/>
+      <w:r>
+        <w:t>10.4 Google Drive Backup</w:t>
+      </w:r>
+    </w:p>
+    <w:p>
+      <w:pPr/>
+      <w:r>
+        <w:t>10.5 Language</w:t>
       </w:r>
     </w:p>
     <w:p>
@@ -277,6 +287,12 @@
     <w:p>
       <w:r>
         <w:t>When you open the app for the first time, a brief framed splash screen appears — a picture of Gurudev Hanuman Ji set against a temple wall backdrop — before the ledger itself loads. This is purely a moment of calm before the app opens; it disappears on its own after about two seconds.</w:t>
+      </w:r>
+    </w:p>
+    <w:p>
+      <w:pPr/>
+      <w:r>
+        <w:t>Right after the splash fades, you'll be asked to choose a language — English, Hindi (हिन्दी), or Bangla (বাংলা). Tap one and the whole app switches to it immediately; you won't be asked again on later launches, but you can always change your mind later from Settings (§10.5).</w:t>
       </w:r>
     </w:p>
     <w:p>
@@ -600,6 +616,82 @@
     </w:p>
     <w:p>
       <w:pPr>
+        <w:pStyle w:val="Heading2"/>
+      </w:pPr>
+      <w:r>
+        <w:t>10.4 Google Drive Backup</w:t>
+      </w:r>
+    </w:p>
+    <w:p>
+      <w:pPr/>
+      <w:r>
+        <w:t>Every Sunday, if you haven't already backed up that day, a reminder appears offering to save a copy of your ledger to your own Google Drive. You can also do this anytime from Settings → “Back Up to Google Drive.”</w:t>
+      </w:r>
+    </w:p>
+    <w:p>
+      <w:pPr>
+        <w:pStyle w:val="ListBullet"/>
+      </w:pPr>
+      <w:r>
+        <w:t>The first time you back up, you'll be asked to sign in with your own Google account and grant permission. Sumiran Lite only ever creates and updates one file it made itself — sumiran-lite-backup.json — in your Drive; it cannot see or touch anything else in your Drive, and nothing is shared with anyone else, including the app's developer.</w:t>
+      </w:r>
+    </w:p>
+    <w:p>
+      <w:pPr>
+        <w:pStyle w:val="ListBullet"/>
+      </w:pPr>
+      <w:r>
+        <w:t>Backing up again later updates that same file rather than creating a new one each time, so your Drive never fills up with duplicate copies.</w:t>
+      </w:r>
+    </w:p>
+    <w:p>
+      <w:pPr>
+        <w:pStyle w:val="ListBullet"/>
+      </w:pPr>
+      <w:r>
+        <w:t>If you'd rather not be reminded that particular Sunday, tap “Remind me next Sunday” or the ✕ — either way, you won't see the reminder again until the following Sunday.</w:t>
+      </w:r>
+    </w:p>
+    <w:p>
+      <w:pPr>
+        <w:pStyle w:val="ListBullet"/>
+      </w:pPr>
+      <w:r>
+        <w:t>This is completely separate from, and in addition to, the automatic on-device backup described in §10.3 — think of it as an optional extra copy stored safely off your phone, in a place only you control.</w:t>
+      </w:r>
+    </w:p>
+    <w:p>
+      <w:pPr>
+        <w:pStyle w:val="Heading2"/>
+      </w:pPr>
+      <w:r>
+        <w:t>10.5 Language</w:t>
+      </w:r>
+    </w:p>
+    <w:p>
+      <w:pPr/>
+      <w:r>
+        <w:t>Sumiran Lite is available in English, Hindi, and Bangla. You chose one the very first time you opened the app (§3); to change it later, open Settings and tap a different language under “Language.” The whole app switches immediately — no reload needed.</w:t>
+      </w:r>
+    </w:p>
+    <w:p>
+      <w:pPr>
+        <w:pStyle w:val="ListBullet"/>
+      </w:pPr>
+      <w:r>
+        <w:t>Dates in the Ledger (the D MMM YYYY style dates on each row, prediction, and milestone) are always shown in English regardless of your chosen language, for consistency. Only today's date at the top of the Today Card — shown in full, e.g. “Shanivar, 8 Agast 2026” in Hindi — is translated.</w:t>
+      </w:r>
+    </w:p>
+    <w:p>
+      <w:pPr>
+        <w:pStyle w:val="ListBullet"/>
+      </w:pPr>
+      <w:r>
+        <w:t>Your language choice is stored only on this device, the same way your background theme choice is — it isn't included in Export/Import or the automatic backup.</w:t>
+      </w:r>
+    </w:p>
+    <w:p>
+      <w:pPr>
         <w:pStyle w:val="Heading1"/>
       </w:pPr>
       <w:r>
@@ -627,6 +719,12 @@
     <w:p>
       <w:r>
         <w:t>Everything you enter — your daily counts, notes, Sankalpa, background choice, and any custom splash photos — stays on your device. Nothing is uploaded to a server; there is no account, sign-in, or tracking. Uninstalling the app or clearing your browser's site data removes everything, which is why exporting your ledger periodically (§10.3) is worth doing if your practice history matters to you long-term.</w:t>
+      </w:r>
+    </w:p>
+    <w:p>
+      <w:pPr/>
+      <w:r>
+        <w:t>The one exception is Google Drive Backup (§10.4), and only if you choose to use it: that feature sends a copy of your ledger to your own Google Drive, using your own Google sign-in — never to the app's developer or anyone else, and only when you explicitly back up. If you never open Settings and sign in, nothing ever leaves your device. Your chosen language, like your background theme, is also stored only on your device.</w:t>
       </w:r>
     </w:p>
     <w:p>
@@ -700,6 +798,34 @@
     <w:p>
       <w:r>
         <w:t>Anything not exported is gone — there is no server copy. This is a deliberate privacy trade-off: your practice data never leaves your device unless you explicitly export it.</w:t>
+      </w:r>
+    </w:p>
+    <w:p>
+      <w:pPr>
+        <w:pStyle w:val="Heading2"/>
+      </w:pPr>
+      <w:r>
+        <w:t>How do I back up to Google Drive, and is my data shared with anyone?</w:t>
+      </w:r>
+    </w:p>
+    <w:p>
+      <w:pPr/>
+      <w:r>
+        <w:t>Open Settings and tap “Back Up to Google Drive,” or wait for the Sunday reminder. You'll sign in with your own Google account once; after that, backups just update a single file (sumiran-lite-backup.json) in your own Drive. The app can only see and manage that one file — nothing else in your Drive — and nothing is ever shared with the app's developer or anyone else.</w:t>
+      </w:r>
+    </w:p>
+    <w:p>
+      <w:pPr>
+        <w:pStyle w:val="Heading2"/>
+      </w:pPr>
+      <w:r>
+        <w:t>Can I use the app in Hindi or Bangla?</w:t>
+      </w:r>
+    </w:p>
+    <w:p>
+      <w:pPr/>
+      <w:r>
+        <w:t>Yes — open Settings and choose हिन्दी or বাংলা under “Language” (or pick one on first launch). The whole app switches immediately, and your choice is remembered on this device. Ledger dates stay in English for consistency; only the Today Card's full date translates.</w:t>
       </w:r>
     </w:p>
     <w:sectPr>

--- a/Sumiran-Lite-User-Guide.docx
+++ b/Sumiran-Lite-User-Guide.docx
@@ -39,7 +39,7 @@
         </w:rPr>
         <w:t>A complete guide to your daily practice ledger</w:t>
         <w:br/>
-        <w:t>Version: main @ 9c4b60d</w:t>
+        <w:t>Version: main @ d0f5926</w:t>
         <w:br/>
         <w:t>08 August 2026</w:t>
       </w:r>
@@ -482,7 +482,7 @@
         <w:pStyle w:val="ListBullet"/>
       </w:pPr>
       <w:r>
-        <w:t>Sundays are highlighted, and any day that crossed a Crore milestone is marked.</w:t>
+        <w:t>Sundays are highlighted, and any day that crossed a Crore milestone is marked. Crossing a Crore by editing an older entry here triggers the same falling-petal celebration (§7) as crossing one on the Today Card.</w:t>
       </w:r>
     </w:p>
     <w:p>

--- a/Sumiran-Lite-User-Guide.docx
+++ b/Sumiran-Lite-User-Guide.docx
@@ -326,7 +326,7 @@
         <w:pStyle w:val="ListBullet"/>
       </w:pPr>
       <w:r>
-        <w:t>If your notes mention “Poornima”, “Purnima”, or the Devanagari पूर्णिमा, a 🌕 full-moon marker appears automatically next to that day — no separate setting needed.</w:t>
+        <w:t>If your notes mention “Poornima”, “Purnima”, the Devanagari पूर्णिमा, or the Bangla পূর্ণিমা, a 🌕 full-moon marker appears automatically next to that day — no separate setting needed.</w:t>
       </w:r>
     </w:p>
     <w:p>

--- a/Sumiran-Lite-User-Guide.docx
+++ b/Sumiran-Lite-User-Guide.docx
@@ -43,7 +43,7 @@
           <w:sz w:val="22"/>
         </w:rPr>
         <w:br/>
-        <w:t>Version: main @ afefabd</w:t>
+        <w:t>Version: main @ b83ba2f</w:t>
       </w:r>
       <w:r>
         <w:rPr>
@@ -683,7 +683,7 @@
     </w:p>
     <w:p>
       <w:r>
-        <w:t>Your practice ledger can be exported as a JSON file at any time (Settings → Export Ledger) — a good habit before switching phones or reinstalling the app. Import Ledger loads a previously exported file back in, replacing your current ledger after you confirm.</w:t>
+        <w:t>Your practice ledger — together with your Sankalpa — can be exported as a JSON file at any time (Settings → Export Ledger), a good habit before switching phones or reinstalling the app. Import Ledger loads a previously exported file back in, replacing your current ledger after you confirm. Files exported by earlier versions of the app still import correctly; those older files simply don't contain a Sankalpa, so importing one leaves the vow already on your device untouched.</w:t>
       </w:r>
     </w:p>
     <w:p>
@@ -691,7 +691,7 @@
         <w:pStyle w:val="ListBullet"/>
       </w:pPr>
       <w:r>
-        <w:t>The app also keeps an automatic backup of your ledger after every save. If something goes wrong, “Restore from Backup” in Settings brings back the most recent automatic snapshot, showing you its date and entry count before you confirm.</w:t>
+        <w:t>The app also keeps an automatic backup after every save, covering your ledger and your Sankalpa. If something goes wrong, “Restore from Backup” in Settings brings back the most recent automatic snapshot, showing you its date and entry count before you confirm. A backup is also taken immediately before an import replaces your ledger — so if you ever import the wrong file, Restore from Backup will bring your previous ledger back.</w:t>
       </w:r>
     </w:p>
     <w:p>
@@ -699,7 +699,7 @@
         <w:pStyle w:val="ListBullet"/>
       </w:pPr>
       <w:r>
-        <w:t>Export/Import and the automatic backup cover your practice ledger only — they do not include your chosen background theme, splash image rotation state, or any custom splash photos you've uploaded, since those are treated as device-local personalization rather than practice data.</w:t>
+        <w:t>Export/Import and the automatic backup cover your practice ledger and Sankalpa only — they do not include your chosen background theme, splash image rotation state, language choice, or any custom splash photos you've uploaded, since those are treated as device-local personalization rather than practice data.</w:t>
       </w:r>
     </w:p>
     <w:p>
@@ -806,7 +806,7 @@
     </w:p>
     <w:p>
       <w:r>
-        <w:t>Everything you enter — your daily counts, notes, Sankalpa, background choice, and any custom splash photos — stays on your device. Nothing is uploaded to a server; there is no account, sign-in, or tracking. Uninstalling the app or clearing your browser's site data removes everything, which is why exporting your ledger periodically (§10.3) is worth doing if your practice history matters to you long-term.</w:t>
+        <w:t>Everything you enter — your daily counts, notes, Sankalpa, background choice, and any custom splash photos — stays on your device. Nothing is uploaded to a server; there is no account, sign-in, or tracking. Uninstalling the app or clearing your browser's site data removes everything, which is why exporting periodically (§10.3) is worth doing if your practice history matters to you long-term. Settings also tells you whether this device is currently protecting your data from automatic cleanup — if it says it may be cleared, adding Sumiran Lite to your Home Screen is what makes it durable.</w:t>
       </w:r>
     </w:p>
     <w:p>
@@ -832,7 +832,7 @@
     </w:p>
     <w:p>
       <w:r>
-        <w:t>Nothing carries over automatically — the app has no account or cloud sync. Export your ledger beforehand (Settings → Export Ledger) and import it again after reinstalling to bring your practice history back. Your background theme choice and any custom splash photos are not part of that export and will need to be re-set up.</w:t>
+        <w:t>Nothing carries over automatically — the app has no account or cloud sync. Export your ledger beforehand (Settings → Export Ledger) and import it again after reinstalling to bring your practice history and your Sankalpa back. Your background theme choice, language, and any custom splash photos are not part of that export and will need to be re-set up.</w:t>
       </w:r>
     </w:p>
     <w:p>

--- a/Sumiran-Lite-User-Guide.docx
+++ b/Sumiran-Lite-User-Guide.docx
@@ -43,7 +43,7 @@
           <w:sz w:val="22"/>
         </w:rPr>
         <w:br/>
-        <w:t>Version: main @ b83ba2f</w:t>
+        <w:t>Version: main @ f12df46</w:t>
       </w:r>
       <w:r>
         <w:rPr>
@@ -259,7 +259,7 @@
     </w:p>
     <w:p>
       <w:r>
-        <w:t>An icon now appears on your home screen. Opening it launches Sumiran Lite full-screen, just like any other app — no browser address bar or tabs.</w:t>
+        <w:t>An icon now appears on your home screen. Opening it launches Sumiran Lite full-screen, just like any other app — no browser address bar or tabs. Press and hold the icon and you'll also get a “Log Today's Jaap” shortcut, which opens the app with today's count field already selected.</w:t>
       </w:r>
     </w:p>
     <w:p>
@@ -787,12 +787,12 @@
     </w:p>
     <w:p>
       <w:r>
-        <w:t>Sumiran Lite is built to work without an internet connection. Once it's installed and you've opened it at least once, you can log entries, browse your ledger, switch views, and manage Settings entirely offline — in airplane mode, on a flight, or anywhere without signal. Your data is saved directly on your device and syncs to nothing.</w:t>
+        <w:t>Sumiran Lite is built to work without an internet connection. Once it's installed and you've opened it at least once, you can log entries, browse your ledger, switch views, and manage Settings entirely offline — in airplane mode, on a flight, or anywhere without signal. The app keeps its own copy of itself on your device for this, so it opens normally even with no signal at all. Your data is saved directly on your device and syncs to nothing.</w:t>
       </w:r>
     </w:p>
     <w:p>
       <w:r>
-        <w:t>The only time the app needs a connection is the very first time it's installed, to download the app itself.</w:t>
+        <w:t>The only time the app needs a connection is the very first time it's installed, to download the app itself — and briefly afterwards whenever an update is published, which it picks up quietly in the background the next time you open it with a connection. The one feature that always needs a connection is the optional Google Drive backup (§10.4).</w:t>
       </w:r>
     </w:p>
     <w:p>

--- a/Sumiran-Lite-User-Guide.docx
+++ b/Sumiran-Lite-User-Guide.docx
@@ -259,7 +259,7 @@
     </w:p>
     <w:p>
       <w:r>
-        <w:t>An icon now appears on your home screen. Opening it launches Sumiran Lite full-screen, just like any other app — no browser address bar or tabs. Press and hold the icon and you'll also get a “Log Today's Jaap” shortcut, which opens the app with today's count field already selected.</w:t>
+        <w:t>An icon now appears on your home screen. Opening it launches Sumiran Lite full-screen, just like any other app — no browser address bar or tabs. On Android, pressing and holding the icon also offers a “Log Today's Jaap” shortcut that opens the app with today's count field already selected; iPhone and iPad don't support app shortcuts for web apps, so pressing and holding there shows only the usual Edit/Share/Delete options. If you'd like the same one-tap access on iPhone, open the app, add “?action=log” to the end of the address, and use Share → Add to Home Screen to save that as a second icon.</w:t>
       </w:r>
     </w:p>
     <w:p>

--- a/Sumiran-Lite-User-Guide.docx
+++ b/Sumiran-Lite-User-Guide.docx
@@ -43,7 +43,7 @@
           <w:sz w:val="22"/>
         </w:rPr>
         <w:br/>
-        <w:t>Version: main @ f12df46</w:t>
+        <w:t>Version: main @ f689788</w:t>
       </w:r>
       <w:r>
         <w:rPr>
@@ -156,6 +156,11 @@
     </w:p>
     <w:p>
       <w:r>
+        <w:t>10.6 Text Size</w:t>
+      </w:r>
+    </w:p>
+    <w:p>
+      <w:r>
         <w:t>11. Using Sumiran Lite Offline</w:t>
       </w:r>
     </w:p>
@@ -775,6 +780,43 @@
       </w:pPr>
       <w:r>
         <w:t>Your language choice is stored only on this device, the same way your background theme choice is — it isn't included in Export/Import or the automatic backup.</w:t>
+      </w:r>
+    </w:p>
+    <w:p>
+      <w:pPr>
+        <w:pStyle w:val="Heading2"/>
+      </w:pPr>
+      <w:r>
+        <w:t>10.6 Text Size</w:t>
+      </w:r>
+    </w:p>
+    <w:p>
+      <w:r>
+        <w:t>If the text feels small, open Settings (⚙) → Text Size and choose Small, Medium or Large. Each button is shown at roughly the size it will give you, so you can see the choice before making it. Large increases everything in the app together — your counts, notes, ledger rows, totals and milestones — not just one part of the screen.</w:t>
+      </w:r>
+    </w:p>
+    <w:p>
+      <w:pPr>
+        <w:pStyle w:val="ListBullet"/>
+      </w:pPr>
+      <w:r>
+        <w:t>Medium is the normal size the app has always used, so nothing changes unless you pick something else.</w:t>
+      </w:r>
+    </w:p>
+    <w:p>
+      <w:pPr>
+        <w:pStyle w:val="ListBullet"/>
+      </w:pPr>
+      <w:r>
+        <w:t>Your choice is remembered on this device and applied the moment the app opens. Like your background theme and language, it isn't part of Export/Import or the backup.</w:t>
+      </w:r>
+    </w:p>
+    <w:p>
+      <w:pPr>
+        <w:pStyle w:val="ListBullet"/>
+      </w:pPr>
+      <w:r>
+        <w:t>This is especially useful once Sumiran Lite is installed on your home screen, where there is no browser toolbar to zoom with.</w:t>
       </w:r>
     </w:p>
     <w:p>

--- a/Sumiran-Lite-User-Guide.docx
+++ b/Sumiran-Lite-User-Guide.docx
@@ -43,7 +43,7 @@
           <w:sz w:val="22"/>
         </w:rPr>
         <w:br/>
-        <w:t>Version: main @ f689788</w:t>
+        <w:t>Version: main @ dab6a97</w:t>
       </w:r>
       <w:r>
         <w:rPr>
@@ -406,35 +406,37 @@
     </w:p>
     <w:p>
       <w:pPr>
-        <w:pStyle w:val="Heading1"/>
-      </w:pPr>
-      <w:r>
-        <w:t>5. Jaap or Mala — Choosing How You Count</w:t>
-      </w:r>
+        <w:pStyle w:val="ListBullet"/>
+      </w:pPr>
+      <w:r>
+        <w:t>Now and then a small line appears just under the date, recalling what you logged on this same day in an earlier year — for example “A year ago today you logged 650 mala.” It only appears when there is genuinely something to recall, so you will not see it on a day you have never practised before.</w:t>
+      </w:r>
+      <w:r/>
+      <w:r/>
     </w:p>
     <w:p>
-      <w:r>
-        <w:t>Near the top of the screen, next to Settings, is a small toggle switch (</w:t>
-      </w:r>
-      <w:r>
-        <w:t>🔢</w:t>
-      </w:r>
-      <w:r>
-        <w:t xml:space="preserve"> / </w:t>
-      </w:r>
-      <w:r>
-        <w:t>📿</w:t>
-      </w:r>
-      <w:r>
-        <w:t>). Flip it to switch the entire app between raw jaap counts and malas (a mala is 108 jaap — one full round of a traditional bead string).</w:t>
+      <w:pPr>
+        <w:pStyle w:val="Heading1"/>
+      </w:pPr>
+      <w:r>
+        <w:t>5. Jaap or Mala — Choosing How You Count</w:t>
       </w:r>
     </w:p>
     <w:p>
-      <w:pPr>
-        <w:pStyle w:val="ListBullet"/>
-      </w:pPr>
-      <w:r>
-        <w:t>With Mala View on, the count field relabels itself “Mala Count,” and you enter and see your daily counts as whole malas instead of raw numbers.</w:t>
+      <w:r>
+        <w:t>Near the top of the screen, next to Settings, is a small toggle switch (</w:t>
+      </w:r>
+      <w:r>
+        <w:t>🔢</w:t>
+      </w:r>
+      <w:r>
+        <w:t xml:space="preserve"> / </w:t>
+      </w:r>
+      <w:r>
+        <w:t>📿</w:t>
+      </w:r>
+      <w:r>
+        <w:t>). Flip it to switch the entire app between raw jaap counts and malas (a mala is 108 jaap — one full round of a traditional bead string).</w:t>
       </w:r>
     </w:p>
     <w:p>
@@ -442,7 +444,7 @@
         <w:pStyle w:val="ListBullet"/>
       </w:pPr>
       <w:r>
-        <w:t>Your lifetime and yearly totals convert too. Milestone progress (§7) always stays in jaap terms underneath, since “Crore” is defined in raw counts.</w:t>
+        <w:t>With Mala View on, the count field relabels itself “Mala Count,” and you enter and see your daily counts as whole malas instead of raw numbers.</w:t>
       </w:r>
     </w:p>
     <w:p>
@@ -450,7 +452,7 @@
         <w:pStyle w:val="ListBullet"/>
       </w:pPr>
       <w:r>
-        <w:t>Switching the toggle never changes what's actually stored — it only changes how numbers are displayed and entered. You can switch back and forth freely without losing precision.</w:t>
+        <w:t>Your lifetime and yearly totals convert too. Milestone progress (§7) always stays in jaap terms underneath, since “Crore” is defined in raw counts.</w:t>
       </w:r>
     </w:p>
     <w:p>
@@ -458,28 +460,28 @@
         <w:pStyle w:val="ListBullet"/>
       </w:pPr>
       <w:r>
-        <w:t>Your choice is remembered the next time you open the app.</w:t>
+        <w:t>Switching the toggle never changes what's actually stored — it only changes how numbers are displayed and entered. You can switch back and forth freely without losing precision.</w:t>
       </w:r>
     </w:p>
     <w:p>
       <w:pPr>
-        <w:pStyle w:val="Heading1"/>
-      </w:pPr>
-      <w:r>
-        <w:t>6. Reflection Summary — Your Progress at a Glance</w:t>
+        <w:pStyle w:val="ListBullet"/>
+      </w:pPr>
+      <w:r>
+        <w:t>Your choice is remembered the next time you open the app.</w:t>
       </w:r>
     </w:p>
     <w:p>
-      <w:r>
-        <w:t>Below Today's Card, the Reflection Summary shows, top to bottom:</w:t>
+      <w:pPr>
+        <w:pStyle w:val="Heading1"/>
+      </w:pPr>
+      <w:r>
+        <w:t>6. Reflection Summary — Your Progress at a Glance</w:t>
       </w:r>
     </w:p>
     <w:p>
-      <w:pPr>
-        <w:pStyle w:val="ListBullet"/>
-      </w:pPr>
-      <w:r>
-        <w:t>Your lifetime total, then your current year's total.</w:t>
+      <w:r>
+        <w:t>Below Today's Card, the Reflection Summary shows, top to bottom:</w:t>
       </w:r>
     </w:p>
     <w:p>
@@ -487,7 +489,7 @@
         <w:pStyle w:val="ListBullet"/>
       </w:pPr>
       <w:r>
-        <w:t>Progress toward your next “Crore” milestone (10,000,000 jaap) — a gold progress bar, a percentage, and how much remains.</w:t>
+        <w:t>Your lifetime total, then your current year's total.</w:t>
       </w:r>
     </w:p>
     <w:p>
@@ -495,7 +497,7 @@
         <w:pStyle w:val="ListBullet"/>
       </w:pPr>
       <w:r>
-        <w:t>Two predicted completion dates for that next milestone, based on your recent pace — one from your last 30 days, one from the whole year so far — shown together in their own boxed panel. These only appear once there's enough practice history to estimate from.</w:t>
+        <w:t>Progress toward your next “Crore” milestone (10,000,000 jaap) — a gold progress bar, a percentage, and how much remains.</w:t>
       </w:r>
     </w:p>
     <w:p>
@@ -503,6 +505,14 @@
         <w:pStyle w:val="ListBullet"/>
       </w:pPr>
       <w:r>
+        <w:t>Two predicted completion dates for that next milestone, based on your recent pace — one from your last 30 days, one from the whole year so far — shown together in their own boxed panel. These only appear once there's enough practice history to estimate from.</w:t>
+      </w:r>
+    </w:p>
+    <w:p>
+      <w:pPr>
+        <w:pStyle w:val="ListBullet"/>
+      </w:pPr>
+      <w:r>
         <w:lastRenderedPageBreak/>
         <w:t xml:space="preserve">A full history of every Crore milestone you've ever crossed, each marked with a </w:t>
       </w:r>
@@ -576,6 +586,16 @@
       <w:r>
         <w:t>Sundays are highlighted, and any day that crossed a Crore milestone is marked. Crossing a Crore by editing an older entry here triggers the same falling-petal celebration (§7) as crossing one on the Today Card.</w:t>
       </w:r>
+    </w:p>
+    <w:p>
+      <w:pPr>
+        <w:pStyle w:val="ListBullet"/>
+      </w:pPr>
+      <w:r>
+        <w:t>To find something you wrote, use the search box above the ledger and type any word from your notes — for example a place, a festival, or a person's name. The ledger is replaced by a list of every matching day across all your years, newest first, showing each day's count and note. Clear the box to return to the usual year-by-year view. Searching looks through all your history, including years you have not opened.</w:t>
+      </w:r>
+      <w:r/>
+      <w:r/>
     </w:p>
     <w:p>
       <w:pPr>

--- a/Sumiran-Lite-User-Guide.docx
+++ b/Sumiran-Lite-User-Guide.docx
@@ -401,7 +401,7 @@
         <w:pStyle w:val="ListBullet"/>
       </w:pPr>
       <w:r>
-        <w:t>Every save shows a brief confirmation toast, then quietly updates your totals below.</w:t>
+        <w:t>Every successful save shows a brief confirmation toast, then quietly updates your totals below. If a save cannot be completed — if the device has run out of storage, for instance — the app now says so plainly instead of confirming, and leaves what you typed in place so you can try again without writing it out afresh.</w:t>
       </w:r>
     </w:p>
     <w:p>
@@ -460,7 +460,7 @@
         <w:pStyle w:val="ListBullet"/>
       </w:pPr>
       <w:r>
-        <w:t>Switching the toggle never changes what's actually stored — it only changes how numbers are displayed and entered. You can switch back and forth freely without losing precision.</w:t>
+        <w:t>Switching the toggle never changes what's actually stored — it only changes how numbers are displayed and entered. You can switch back and forth freely without losing precision. If you switch while part-way through entering today's count, nothing you have typed is lost: the note stays as written, and the count is converted into the new unit rather than being read as a different quantity.</w:t>
       </w:r>
     </w:p>
     <w:p>
@@ -716,7 +716,7 @@
         <w:pStyle w:val="ListBullet"/>
       </w:pPr>
       <w:r>
-        <w:t>The app also keeps an automatic backup after every save, covering your ledger and your Sankalpa. If something goes wrong, “Restore from Backup” in Settings brings back the most recent automatic snapshot, showing you its date and entry count before you confirm. A backup is also taken immediately before an import replaces your ledger — so if you ever import the wrong file, Restore from Backup will bring your previous ledger back.</w:t>
+        <w:t>The app also keeps an automatic backup after every save, covering your ledger and your Sankalpa. If something goes wrong, “Restore from Backup” in Settings brings back the most recent automatic snapshot, showing you its date and entry count before you confirm. A backup is also taken immediately before an import replaces your ledger. Note, though, that there is only one backup slot and every save overwrites it — so Restore can undo a mistaken import only if nothing has been saved since. Exporting a file is the only way to keep a copy that nothing else can overwrite.</w:t>
       </w:r>
     </w:p>
     <w:p>

--- a/Sumiran-Lite-User-Guide.docx
+++ b/Sumiran-Lite-User-Guide.docx
@@ -317,7 +317,7 @@
     </w:p>
     <w:p>
       <w:r>
-        <w:t>When you open the app for the first time, a brief framed splash screen appears — a picture of Gurudev Hanuman Ji set against a temple wall backdrop — before the ledger itself loads. This is purely a moment of calm before the app opens; it disappears on its own after about two seconds.</w:t>
+        <w:t>When you open the app for the first time, a brief splash screen appears — a picture of Gurudev Hanuman Ji, framed in gold and hanging on the wall of a painted temple archway — before the ledger itself loads. This is purely a moment of calm before the app opens; it disappears on its own after about two seconds.</w:t>
       </w:r>
     </w:p>
     <w:p>

--- a/Sumiran-Lite-User-Guide.docx
+++ b/Sumiran-Lite-User-Guide.docx
@@ -317,7 +317,7 @@
     </w:p>
     <w:p>
       <w:r>
-        <w:t>When you open the app for the first time, a brief splash screen appears — a picture of Gurudev Hanuman Ji, framed in gold and hanging on the wall of a painted temple archway — before the ledger itself loads. This is purely a moment of calm before the app opens; it disappears on its own after about two seconds.</w:t>
+        <w:t>When you open the app, a splash screen appears — a picture of Gurudev Hanuman Ji, framed in gold and hanging on the wall of a painted temple archway — before the ledger itself loads. It rests there for about four seconds and then dissolves gently into the app. If you would rather go straight to your ledger, tap anywhere on the screen and it will continue at once.</w:t>
       </w:r>
     </w:p>
     <w:p>

--- a/Sumiran-Lite-User-Guide.docx
+++ b/Sumiran-Lite-User-Guide.docx
@@ -664,6 +664,12 @@
     <w:p>
       <w:r>
         <w:t>The Settings screen also has a Splash Images section with five tiles. The first tile — Gurudev Hanuman Ji — is your permanent default image and carries a small lock; it's always part of the rotation and can't be replaced or removed. The remaining four tiles are yours to fill with your own pictures.</w:t>
+      </w:r>
+    </w:p>
+    <w:p>
+      <w:pPr/>
+      <w:r>
+        <w:t>At the very bottom of the Settings screen you will find the app's version, e.g. “Sumiran Lite v3.1.0”. It is worth noting if you ever need to report something that looks wrong.</w:t>
       </w:r>
     </w:p>
     <w:p>

--- a/Sumiran-Lite-User-Guide.docx
+++ b/Sumiran-Lite-User-Guide.docx
@@ -670,6 +670,41 @@
       <w:pPr/>
       <w:r>
         <w:t>At the very bottom of the Settings screen you will find the app's version, e.g. “Sumiran Lite v3.1.0”. It is worth noting if you ever need to report something that looks wrong.</w:t>
+      </w:r>
+    </w:p>
+    <w:p>
+      <w:r>
+        <w:t>Mala Mode. Tap the 📿 button at the bottom-right of the main screen to open Mala Mode - a full-screen companion for your sitting practice, with nothing on it but the deity, the mantra and the mala.</w:t>
+      </w:r>
+    </w:p>
+    <w:p>
+      <w:r>
+        <w:t>Tap anywhere on the screen to count one bead. The gold dot travels around the dial and the number at its centre counts up. At 108 the dial completes a full turn, one mala is added to today's entry, and the count begins again.</w:t>
+      </w:r>
+    </w:p>
+    <w:p>
+      <w:r>
+        <w:t>Your count is added to today's entry, never written over it - if you had already saved a count through the Today Card, the malas are added on top. Every completed mala is saved the moment you finish it, so even if the app closes unexpectedly you lose at most the mala you were part way through.</w:t>
+      </w:r>
+    </w:p>
+    <w:p>
+      <w:r>
+        <w:t>The two numbers at the foot of the screen are the malas you have completed today and today's running jaap total. They are the day's figures, not this visit's, so leaving Mala Mode and coming back does not reset them.</w:t>
+      </w:r>
+    </w:p>
+    <w:p>
+      <w:r>
+        <w:t>If you tap by mistake, the − 1 bead button steps back one bead. It only undoes beads you have not yet completed a mala with - once a mala is finished it is already recorded in your ledger.</w:t>
+      </w:r>
+    </w:p>
+    <w:p>
+      <w:r>
+        <w:t>Tap Exit when you are done. Any part-finished mala is added at that point. If your device has run out of storage and the save cannot complete, Mala Mode tells you and stays open, so nothing is lost.</w:t>
+      </w:r>
+    </w:p>
+    <w:p>
+      <w:r>
+        <w:t>The screen stays awake while you practise, so you will not need to keep touching it to stop it dimming.</w:t>
       </w:r>
     </w:p>
     <w:p>

--- a/Sumiran-Lite-User-Guide.docx
+++ b/Sumiran-Lite-User-Guide.docx
@@ -43,7 +43,7 @@
           <w:sz w:val="22"/>
         </w:rPr>
         <w:br/>
-        <w:t>Version: main @ dab6a97</w:t>
+        <w:t>Version: v3.2.0</w:t>
       </w:r>
       <w:r>
         <w:rPr>
@@ -51,7 +51,7 @@
           <w:sz w:val="22"/>
         </w:rPr>
         <w:br/>
-        <w:t>08 August 2026</w:t>
+        <w:t>16 August 2026</w:t>
       </w:r>
     </w:p>
     <w:p/>
@@ -105,73 +105,79 @@
       </w:r>
     </w:p>
     <w:p>
-      <w:r>
-        <w:t>6. Reflection Summary — Your Progress at a Glance</w:t>
-      </w:r>
-    </w:p>
-    <w:p>
-      <w:r>
-        <w:t>7. Crossing a Crore — the Celebration</w:t>
-      </w:r>
-    </w:p>
-    <w:p>
-      <w:r>
-        <w:t>8. The Ledger — Browsing and Editing Past Days</w:t>
-      </w:r>
-    </w:p>
-    <w:p>
-      <w:r>
-        <w:t>9. Sankalpa — Recording Your Vow</w:t>
-      </w:r>
-    </w:p>
-    <w:p>
-      <w:r>
-        <w:t>10. Settings</w:t>
-      </w:r>
-    </w:p>
-    <w:p>
-      <w:r>
-        <w:t>10.1 Background Themes</w:t>
-      </w:r>
-    </w:p>
-    <w:p>
-      <w:r>
-        <w:t>10.2 Splash Screen Images</w:t>
-      </w:r>
-    </w:p>
-    <w:p>
-      <w:r>
-        <w:t>10.3 Export, Import &amp; Backup</w:t>
-      </w:r>
-    </w:p>
-    <w:p>
-      <w:r>
-        <w:t>10.4 Google Drive Backup</w:t>
-      </w:r>
-    </w:p>
-    <w:p>
-      <w:r>
-        <w:t>10.5 Language</w:t>
-      </w:r>
-    </w:p>
-    <w:p>
-      <w:r>
-        <w:t>10.6 Text Size</w:t>
-      </w:r>
-    </w:p>
-    <w:p>
-      <w:r>
-        <w:t>11. Using Sumiran Lite Offline</w:t>
-      </w:r>
-    </w:p>
-    <w:p>
-      <w:r>
-        <w:t>12. Your Data &amp; Privacy</w:t>
-      </w:r>
-    </w:p>
-    <w:p>
-      <w:r>
-        <w:t>13. Frequently Asked Questions</w:t>
+      <w:pPr/>
+      <w:r>
+        <w:t>6. Digital Mala Mode</w:t>
+      </w:r>
+    </w:p>
+    <w:p>
+      <w:r>
+        <w:t>7. Reflection Summary — Your Progress at a Glance</w:t>
+      </w:r>
+    </w:p>
+    <w:p>
+      <w:r>
+        <w:t>8. Crossing a Crore — the Celebration</w:t>
+      </w:r>
+    </w:p>
+    <w:p>
+      <w:r>
+        <w:t>9. The Ledger — Browsing and Editing Past Days</w:t>
+      </w:r>
+    </w:p>
+    <w:p>
+      <w:r>
+        <w:t>10. Sankalpa — Recording Your Vow</w:t>
+      </w:r>
+    </w:p>
+    <w:p>
+      <w:r>
+        <w:t>11. Settings</w:t>
+      </w:r>
+    </w:p>
+    <w:p>
+      <w:r>
+        <w:t>11.1 Background Themes</w:t>
+      </w:r>
+    </w:p>
+    <w:p>
+      <w:r>
+        <w:t>11.2 Splash Screen Images</w:t>
+      </w:r>
+    </w:p>
+    <w:p>
+      <w:r>
+        <w:t>11.3 Export, Import &amp; Backup</w:t>
+      </w:r>
+    </w:p>
+    <w:p>
+      <w:r>
+        <w:t>11.4 Google Drive Backup</w:t>
+      </w:r>
+    </w:p>
+    <w:p>
+      <w:r>
+        <w:t>11.5 Language</w:t>
+      </w:r>
+    </w:p>
+    <w:p>
+      <w:r>
+        <w:t>11.6 Text Size</w:t>
+      </w:r>
+    </w:p>
+    <w:p>
+      <w:r>
+        <w:t>12. Using Sumiran Lite Offline</w:t>
+      </w:r>
+    </w:p>
+    <w:p>
+      <w:r>
+        <w:t>13. Your Data &amp; Privacy</w:t>
+      </w:r>
+    </w:p>
+    <w:p>
+      <w:r>
+        <w:t>14. Frequently Asked Questions</w:t>
       </w:r>
     </w:p>
     <w:p/>
@@ -334,7 +340,7 @@
         <w:t>বাংলা</w:t>
       </w:r>
       <w:r>
-        <w:t>). Tap one and the whole app switches to it immediately; you won't be asked again on later launches, but you can always change your mind later from Settings (§10.5).</w:t>
+        <w:t>). Tap one and the whole app switches to it immediately; you won't be asked again on later launches, but you can always change your mind later from Settings (§11.5).</w:t>
       </w:r>
     </w:p>
     <w:p>
@@ -452,7 +458,7 @@
         <w:pStyle w:val="ListBullet"/>
       </w:pPr>
       <w:r>
-        <w:t>Your lifetime and yearly totals convert too. Milestone progress (§7) always stays in jaap terms underneath, since “Crore” is defined in raw counts.</w:t>
+        <w:t>Your lifetime and yearly totals convert too. Milestone progress (§8) always stays in jaap terms underneath, since “Crore” is defined in raw counts.</w:t>
       </w:r>
     </w:p>
     <w:p>
@@ -476,7 +482,57 @@
         <w:pStyle w:val="Heading1"/>
       </w:pPr>
       <w:r>
-        <w:t>6. Reflection Summary — Your Progress at a Glance</w:t>
+        <w:t>6. Digital Mala Mode</w:t>
+      </w:r>
+    </w:p>
+    <w:p>
+      <w:pPr/>
+      <w:r>
+        <w:t>Tap the 📿 button at the bottom-right of the main screen to open Mala Mode — a full-screen companion for your sitting practice, with nothing on it but the deity, the mantra and the mala.</w:t>
+      </w:r>
+    </w:p>
+    <w:p>
+      <w:pPr/>
+      <w:r>
+        <w:t>Tap anywhere on the screen to count one bead. The gold dot travels around the dial and the number at its centre counts up. At 108 the dial completes a full turn, one mala is added to today's entry, and the count begins again.</w:t>
+      </w:r>
+    </w:p>
+    <w:p>
+      <w:pPr/>
+      <w:r>
+        <w:t>Your count is added to today's entry, never written over it — if you had already saved a count through the Today Card, the malas are added on top. Every completed mala is saved the moment you finish it, so even if the app closes unexpectedly you lose at most the mala you were part way through.</w:t>
+      </w:r>
+    </w:p>
+    <w:p>
+      <w:pPr/>
+      <w:r>
+        <w:t>The two numbers at the foot of the screen are the malas you have completed today and today's running jaap total. They are the day's figures, not this visit's, so leaving Mala Mode and coming back does not reset them.</w:t>
+      </w:r>
+    </w:p>
+    <w:p>
+      <w:pPr/>
+      <w:r>
+        <w:t>If you tap by mistake, the − 1 bead button steps back one bead. It only undoes beads you have not yet completed a mala with — once a mala is finished it is already recorded in your ledger.</w:t>
+      </w:r>
+    </w:p>
+    <w:p>
+      <w:pPr/>
+      <w:r>
+        <w:t>Tap Exit when you are done. Any part-finished mala is added at that point. If your device has run out of storage and the save cannot complete, Mala Mode tells you and stays open, so nothing is lost.</w:t>
+      </w:r>
+    </w:p>
+    <w:p>
+      <w:pPr/>
+      <w:r>
+        <w:t>The screen stays awake while you practise, so you will not need to keep touching it to stop it dimming.</w:t>
+      </w:r>
+    </w:p>
+    <w:p>
+      <w:pPr>
+        <w:pStyle w:val="Heading1"/>
+      </w:pPr>
+      <w:r>
+        <w:t>7. Reflection Summary — Your Progress at a Glance</w:t>
       </w:r>
     </w:p>
     <w:p>
@@ -528,7 +584,7 @@
         <w:pStyle w:val="Heading1"/>
       </w:pPr>
       <w:r>
-        <w:t>7. Crossing a Crore — the Celebration</w:t>
+        <w:t>8. Crossing a Crore — the Celebration</w:t>
       </w:r>
     </w:p>
     <w:p>
@@ -541,7 +597,7 @@
         <w:pStyle w:val="Heading1"/>
       </w:pPr>
       <w:r>
-        <w:t>8. The Ledger — Browsing and Editing Past Days</w:t>
+        <w:t>9. The Ledger — Browsing and Editing Past Days</w:t>
       </w:r>
     </w:p>
     <w:p>
@@ -584,7 +640,7 @@
         <w:pStyle w:val="ListBullet"/>
       </w:pPr>
       <w:r>
-        <w:t>Sundays are highlighted, and any day that crossed a Crore milestone is marked. Crossing a Crore by editing an older entry here triggers the same falling-petal celebration (§7) as crossing one on the Today Card.</w:t>
+        <w:t>Sundays are highlighted, and any day that crossed a Crore milestone is marked. Crossing a Crore by editing an older entry here triggers the same falling-petal celebration (§8) as crossing one on the Today Card.</w:t>
       </w:r>
     </w:p>
     <w:p>
@@ -602,7 +658,7 @@
         <w:pStyle w:val="Heading1"/>
       </w:pPr>
       <w:r>
-        <w:t>9. Sankalpa — Recording Your Vow</w:t>
+        <w:t>10. Sankalpa — Recording Your Vow</w:t>
       </w:r>
     </w:p>
     <w:p>
@@ -631,8 +687,7 @@
         <w:pStyle w:val="Heading1"/>
       </w:pPr>
       <w:r>
-        <w:lastRenderedPageBreak/>
-        <w:t>10. Settings</w:t>
+        <w:t>11. Settings</w:t>
       </w:r>
     </w:p>
     <w:p>
@@ -645,7 +700,7 @@
         <w:pStyle w:val="Heading2"/>
       </w:pPr>
       <w:r>
-        <w:t>10.1 Background Themes</w:t>
+        <w:t>11.1 Background Themes</w:t>
       </w:r>
     </w:p>
     <w:p>
@@ -658,7 +713,7 @@
         <w:pStyle w:val="Heading2"/>
       </w:pPr>
       <w:r>
-        <w:t>10.2 Splash Screen Images</w:t>
+        <w:t>11.2 Splash Screen Images</w:t>
       </w:r>
     </w:p>
     <w:p>
@@ -669,42 +724,7 @@
     <w:p>
       <w:pPr/>
       <w:r>
-        <w:t>At the very bottom of the Settings screen you will find the app's version, e.g. “Sumiran Lite v3.1.0”. It is worth noting if you ever need to report something that looks wrong.</w:t>
-      </w:r>
-    </w:p>
-    <w:p>
-      <w:r>
-        <w:t>Mala Mode. Tap the 📿 button at the bottom-right of the main screen to open Mala Mode - a full-screen companion for your sitting practice, with nothing on it but the deity, the mantra and the mala.</w:t>
-      </w:r>
-    </w:p>
-    <w:p>
-      <w:r>
-        <w:t>Tap anywhere on the screen to count one bead. The gold dot travels around the dial and the number at its centre counts up. At 108 the dial completes a full turn, one mala is added to today's entry, and the count begins again.</w:t>
-      </w:r>
-    </w:p>
-    <w:p>
-      <w:r>
-        <w:t>Your count is added to today's entry, never written over it - if you had already saved a count through the Today Card, the malas are added on top. Every completed mala is saved the moment you finish it, so even if the app closes unexpectedly you lose at most the mala you were part way through.</w:t>
-      </w:r>
-    </w:p>
-    <w:p>
-      <w:r>
-        <w:t>The two numbers at the foot of the screen are the malas you have completed today and today's running jaap total. They are the day's figures, not this visit's, so leaving Mala Mode and coming back does not reset them.</w:t>
-      </w:r>
-    </w:p>
-    <w:p>
-      <w:r>
-        <w:t>If you tap by mistake, the − 1 bead button steps back one bead. It only undoes beads you have not yet completed a mala with - once a mala is finished it is already recorded in your ledger.</w:t>
-      </w:r>
-    </w:p>
-    <w:p>
-      <w:r>
-        <w:t>Tap Exit when you are done. Any part-finished mala is added at that point. If your device has run out of storage and the save cannot complete, Mala Mode tells you and stays open, so nothing is lost.</w:t>
-      </w:r>
-    </w:p>
-    <w:p>
-      <w:r>
-        <w:t>The screen stays awake while you practise, so you will not need to keep touching it to stop it dimming.</w:t>
+        <w:t>At the very bottom of the Settings screen you will find the app's version, e.g. “Sumiran Lite v3.2.0”. It is worth noting if you ever need to report something that looks wrong.</w:t>
       </w:r>
     </w:p>
     <w:p>
@@ -744,7 +764,7 @@
         <w:pStyle w:val="Heading2"/>
       </w:pPr>
       <w:r>
-        <w:t>10.3 Export, Import &amp; Backup</w:t>
+        <w:t>11.3 Export, Import &amp; Backup</w:t>
       </w:r>
     </w:p>
     <w:p>
@@ -773,8 +793,7 @@
         <w:pStyle w:val="Heading2"/>
       </w:pPr>
       <w:r>
-        <w:lastRenderedPageBreak/>
-        <w:t>10.4 Google Drive Backup</w:t>
+        <w:t>11.4 Google Drive Backup</w:t>
       </w:r>
     </w:p>
     <w:p>
@@ -811,7 +830,7 @@
         <w:pStyle w:val="ListBullet"/>
       </w:pPr>
       <w:r>
-        <w:t>This is completely separate from, and in addition to, the automatic on-device backup described in §10.3 — think of it as an optional extra copy stored safely off your phone, in a place only you control.</w:t>
+        <w:t>This is completely separate from, and in addition to, the automatic on-device backup described in §11.3 — think of it as an optional extra copy stored safely off your phone, in a place only you control.</w:t>
       </w:r>
     </w:p>
     <w:p>
@@ -819,7 +838,7 @@
         <w:pStyle w:val="Heading2"/>
       </w:pPr>
       <w:r>
-        <w:t>10.5 Language</w:t>
+        <w:t>11.5 Language</w:t>
       </w:r>
     </w:p>
     <w:p>
@@ -848,7 +867,7 @@
         <w:pStyle w:val="Heading2"/>
       </w:pPr>
       <w:r>
-        <w:t>10.6 Text Size</w:t>
+        <w:t>11.6 Text Size</w:t>
       </w:r>
     </w:p>
     <w:p>
@@ -885,7 +904,7 @@
         <w:pStyle w:val="Heading1"/>
       </w:pPr>
       <w:r>
-        <w:t>11. Using Sumiran Lite Offline</w:t>
+        <w:t>12. Using Sumiran Lite Offline</w:t>
       </w:r>
     </w:p>
     <w:p>
@@ -895,7 +914,7 @@
     </w:p>
     <w:p>
       <w:r>
-        <w:t>The only time the app needs a connection is the very first time it's installed, to download the app itself — and briefly afterwards whenever an update is published, which it picks up quietly in the background the next time you open it with a connection. The one feature that always needs a connection is the optional Google Drive backup (§10.4).</w:t>
+        <w:t>The only time the app needs a connection is the very first time it's installed, to download the app itself — and briefly afterwards whenever an update is published, which it picks up quietly in the background the next time you open it with a connection. The one feature that always needs a connection is the optional Google Drive backup (§11.4).</w:t>
       </w:r>
     </w:p>
     <w:p>
@@ -903,18 +922,17 @@
         <w:pStyle w:val="Heading1"/>
       </w:pPr>
       <w:r>
-        <w:lastRenderedPageBreak/>
-        <w:t>12. Your Data &amp; Privacy</w:t>
-      </w:r>
-    </w:p>
-    <w:p>
-      <w:r>
-        <w:t>Everything you enter — your daily counts, notes, Sankalpa, background choice, and any custom splash photos — stays on your device. Nothing is uploaded to a server; there is no account, sign-in, or tracking. Uninstalling the app or clearing your browser's site data removes everything, which is why exporting periodically (§10.3) is worth doing if your practice history matters to you long-term. Settings also tells you whether this device is currently protecting your data from automatic cleanup — if it says it may be cleared, adding Sumiran Lite to your Home Screen is what makes it durable.</w:t>
-      </w:r>
-    </w:p>
-    <w:p>
-      <w:r>
-        <w:t>The one exception is Google Drive Backup (§10.4), and only if you choose to use it: that feature sends a copy of your ledger to your own Google Drive, using your own Google sign-in — never to the app's developer or anyone else, and only when you explicitly back up. If you never open Settings and sign in, nothing ever leaves your device. Your chosen language, like your background theme, is also stored only on your device.</w:t>
+        <w:t>13. Your Data &amp; Privacy</w:t>
+      </w:r>
+    </w:p>
+    <w:p>
+      <w:r>
+        <w:t>Everything you enter — your daily counts, notes, Sankalpa, background choice, and any custom splash photos — stays on your device. Nothing is uploaded to a server; there is no account, sign-in, or tracking. Uninstalling the app or clearing your browser's site data removes everything, which is why exporting periodically (§11.3) is worth doing if your practice history matters to you long-term. Settings also tells you whether this device is currently protecting your data from automatic cleanup — if it says it may be cleared, adding Sumiran Lite to your Home Screen is what makes it durable.</w:t>
+      </w:r>
+    </w:p>
+    <w:p>
+      <w:r>
+        <w:t>The one exception is Google Drive Backup (§11.4), and only if you choose to use it: that feature sends a copy of your ledger to your own Google Drive, using your own Google sign-in — never to the app's developer or anyone else, and only when you explicitly back up. If you never open Settings and sign in, nothing ever leaves your device. Your chosen language, like your background theme, is also stored only on your device.</w:t>
       </w:r>
     </w:p>
     <w:p>
@@ -922,7 +940,7 @@
         <w:pStyle w:val="Heading1"/>
       </w:pPr>
       <w:r>
-        <w:t>13. Frequently Asked Questions</w:t>
+        <w:t>14. Frequently Asked Questions</w:t>
       </w:r>
     </w:p>
     <w:p>

--- a/Sumiran-Lite-User-Guide.docx
+++ b/Sumiran-Lite-User-Guide.docx
@@ -36,22 +36,22 @@
           <w:sz w:val="22"/>
         </w:rPr>
         <w:t>A complete guide to your daily practice ledger</w:t>
+        <w:br/>
+        <w:t>Version: v3.3.0</w:t>
+        <w:br/>
+        <w:t>19 August 2026</w:t>
       </w:r>
       <w:r>
         <w:rPr>
           <w:color w:val="555555"/>
           <w:sz w:val="22"/>
         </w:rPr>
-        <w:br/>
-        <w:t>Version: v3.2.0</w:t>
       </w:r>
       <w:r>
         <w:rPr>
           <w:color w:val="555555"/>
           <w:sz w:val="22"/>
         </w:rPr>
-        <w:br/>
-        <w:t>16 August 2026</w:t>
       </w:r>
     </w:p>
     <w:p/>
@@ -166,6 +166,12 @@
       </w:r>
     </w:p>
     <w:p>
+      <w:pPr/>
+      <w:r>
+        <w:t>11.7 Sync Across Devices</w:t>
+      </w:r>
+    </w:p>
+    <w:p>
       <w:r>
         <w:t>12. Using Sumiran Lite Offline</w:t>
       </w:r>
@@ -901,6 +907,68 @@
     </w:p>
     <w:p>
       <w:pPr>
+        <w:pStyle w:val="Heading2"/>
+      </w:pPr>
+      <w:r>
+        <w:t>11.7 Sync Across Devices</w:t>
+      </w:r>
+    </w:p>
+    <w:p>
+      <w:pPr/>
+      <w:r>
+        <w:t>If you use Sumiran Lite on more than one device — a phone and a tablet, or an iPhone and an Android — this keeps them holding the same ledger. Open Settings (⚙) → Sync Across Devices and sign in with your Google account. Do the same on your other device, using the same account.</w:t>
+      </w:r>
+    </w:p>
+    <w:p>
+      <w:pPr>
+        <w:pStyle w:val="ListBullet"/>
+      </w:pPr>
+      <w:r>
+        <w:t>Once signed in it looks after itself. Saving an entry sends your ledger up; opening the app on another device brings it down. There is nothing to press.</w:t>
+      </w:r>
+    </w:p>
+    <w:p>
+      <w:pPr>
+        <w:pStyle w:val="ListBullet"/>
+      </w:pPr>
+      <w:r>
+        <w:t>Sign in on the device that holds your practice FIRST. Whichever device signs in first is the one your ledger is taken from; a device that signs in later receives that ledger in place of whatever it had. If you are setting up a second device, let the first one sign in and finish before you start.</w:t>
+      </w:r>
+    </w:p>
+    <w:p>
+      <w:pPr>
+        <w:pStyle w:val="ListBullet"/>
+      </w:pPr>
+      <w:r>
+        <w:t>It still works offline. Your entries are saved on the device exactly as before, with or without a connection. Anything logged while you were offline is sent up the next time you open the app with a signal.</w:t>
+      </w:r>
+    </w:p>
+    <w:p>
+      <w:pPr>
+        <w:pStyle w:val="ListBullet"/>
+      </w:pPr>
+      <w:r>
+        <w:t>Only you can see it. Your ledger is stored under your own Google account, and the rules on the server permit nobody else to read it — not other users, and not the app's author.</w:t>
+      </w:r>
+    </w:p>
+    <w:p>
+      <w:pPr>
+        <w:pStyle w:val="ListBullet"/>
+      </w:pPr>
+      <w:r>
+        <w:t>It is entirely optional. Until you sign in, nothing leaves your device and the app makes no network requests at all. Signing out stops it.</w:t>
+      </w:r>
+    </w:p>
+    <w:p>
+      <w:pPr>
+        <w:pStyle w:val="ListBullet"/>
+      </w:pPr>
+      <w:r>
+        <w:t>Keep exporting anyway. Sync keeps your devices matching each other, which also means a mistake on one device travels to the others. An exported file is a copy of a particular moment, and that is a different kind of safety. See §11.3.</w:t>
+      </w:r>
+    </w:p>
+    <w:p>
+      <w:pPr>
         <w:pStyle w:val="Heading1"/>
       </w:pPr>
       <w:r>
@@ -932,7 +1000,7 @@
     </w:p>
     <w:p>
       <w:r>
-        <w:t>The one exception is Google Drive Backup (§11.4), and only if you choose to use it: that feature sends a copy of your ledger to your own Google Drive, using your own Google sign-in — never to the app's developer or anyone else, and only when you explicitly back up. If you never open Settings and sign in, nothing ever leaves your device. Your chosen language, like your background theme, is also stored only on your device.</w:t>
+        <w:t>There are two exceptions, both optional and both to your own Google account. Google Drive Backup (§11.4) sends a copy of your ledger to your own Drive, in a file only this app can see. Sync Across Devices (§11.7) stores your ledger under your own account so your devices can share it. Neither is on unless you switch it on; until then the app makes no network requests at all. Nothing is sent anywhere else, and no one else — including the app's author — can see your practice.</w:t>
       </w:r>
     </w:p>
     <w:p>
@@ -953,7 +1021,7 @@
     </w:p>
     <w:p>
       <w:r>
-        <w:t>Nothing carries over automatically — the app has no account or cloud sync. Export your ledger beforehand (Settings → Export Ledger) and import it again after reinstalling to bring your practice history and your Sankalpa back. Your background theme choice, language, and any custom splash photos are not part of that export and will need to be re-set up.</w:t>
+        <w:t>That depends on whether you use Sync Across Devices (§11.7). With sync switched on, signing in on the new phone brings your ledger down to it. Without it, nothing carries over automatically — export your ledger before you switch, then import the file on the new device. Your background, text size and any custom splash images are device-local either way and are never included; you will set those again.</w:t>
       </w:r>
     </w:p>
     <w:p>
@@ -1005,7 +1073,7 @@
     </w:p>
     <w:p>
       <w:r>
-        <w:t>Anything not exported is gone — there is no server copy. This is a deliberate privacy trade-off: your practice data never leaves your device unless you explicitly export it.</w:t>
+        <w:t>If you use Sync Across Devices (§11.7), your ledger is stored under your own Google account and signing in on a new device brings it back. If you do not, anything not exported is gone — there is no server copy, which is a deliberate privacy trade-off. Either way, keep exporting: an exported file is a copy of a particular moment, and sync faithfully copies mistakes as well as practice.</w:t>
       </w:r>
     </w:p>
     <w:p>
@@ -1020,6 +1088,20 @@
     <w:p>
       <w:r>
         <w:t>Open Settings and tap “Back Up to Google Drive,” or wait for the Sunday reminder. You'll sign in with your own Google account once; after that, backups just update a single file (sumiran-lite-backup.json) in your own Drive. The app can only see and manage that one file — nothing else in your Drive — and nothing is ever shared with the app's developer or anyone else.</w:t>
+      </w:r>
+    </w:p>
+    <w:p>
+      <w:pPr>
+        <w:pStyle w:val="Heading2"/>
+      </w:pPr>
+      <w:r>
+        <w:t>Will my practice appear on my other phone straight away?</w:t>
+      </w:r>
+    </w:p>
+    <w:p>
+      <w:pPr/>
+      <w:r>
+        <w:t>Almost — it syncs when the app is opened or brought back to the front, not continuously in the background. So save on one device, then open the app on the other and your entry will be there. If the second device was left open on screen, switch away from it and back to prompt it.</w:t>
       </w:r>
     </w:p>
     <w:p>

--- a/Sumiran-Lite-User-Guide.docx
+++ b/Sumiran-Lite-User-Guide.docx
@@ -965,6 +965,14 @@
       </w:pPr>
       <w:r>
         <w:t>Keep exporting anyway. Sync keeps your devices matching each other, which also means a mistake on one device travels to the others. An exported file is a copy of a particular moment, and that is a different kind of safety. See §11.3.</w:t>
+      </w:r>
+    </w:p>
+    <w:p>
+      <w:pPr>
+        <w:pStyle w:val="ListBullet"/>
+      </w:pPr>
+      <w:r>
+        <w:t>You can see when it last worked. Just above the sign-in button, Sumiran Lite shows the date and time of the last successful sync. It only ever records a sync that genuinely finished, so if the line has not moved, nothing was sent or received.</w:t>
       </w:r>
     </w:p>
     <w:p>

--- a/Sumiran-Lite-User-Guide.docx
+++ b/Sumiran-Lite-User-Guide.docx
@@ -698,7 +698,7 @@
     </w:p>
     <w:p>
       <w:r>
-        <w:t>Tap the ⚙ icon to open Settings, where you can adjust how the app looks, manage your splash images, and manage your data.</w:t>
+        <w:t>Tap the ⚙ icon to open Settings, where you can adjust how the app looks, manage your splash images, and manage your data. The panel is arranged by purpose: your Sankalpa and Sync at the top, then the appearance settings, then everything to do with your data. Import and Restore sit last of all, below a dividing line, because unlike everything above them they replace your whole ledger with another copy — so you arrive at them deliberately rather than scrolling past them on the way to something else. The sections below are described in that same order of importance rather than strictly top to bottom.</w:t>
       </w:r>
     </w:p>
     <w:p>

--- a/Sumiran-Lite-User-Guide.docx
+++ b/Sumiran-Lite-User-Guide.docx
@@ -37,7 +37,7 @@
         </w:rPr>
         <w:t>A complete guide to your daily practice ledger</w:t>
         <w:br/>
-        <w:t>Version: v3.3.0</w:t>
+        <w:t>Version: v3.3.1</w:t>
         <w:br/>
         <w:t>19 August 2026</w:t>
       </w:r>
@@ -658,6 +658,12 @@
       </w:r>
       <w:r/>
       <w:r/>
+    </w:p>
+    <w:p>
+      <w:pPr/>
+      <w:r>
+        <w:t>Beside the word “Ledger” you will see your lifetime average — roughly how much you do on a day you sit. It counts only the days you actually practised, so a day of rest never counts against it. In Mala View it is shown as whole malas, since a mala is either completed or it is not. It is there to be looked at and nothing more: it feeds none of the predictions above it.</w:t>
+      </w:r>
     </w:p>
     <w:p>
       <w:pPr>
